--- a/DOC/Listado_comandos_ARD10V1.0_Kernel_3.0.docx
+++ b/DOC/Listado_comandos_ARD10V1.0_Kernel_3.0.docx
@@ -1,6 +1,6 @@
 
 <file path=word/document.xml><?xml version="1.0" encoding="utf-8"?>
-<w:document xmlns:wpc="http://schemas.microsoft.com/office/word/2010/wordprocessingCanvas" xmlns:cx="http://schemas.microsoft.com/office/drawing/2014/chartex" xmlns:cx1="http://schemas.microsoft.com/office/drawing/2015/9/8/chartex" xmlns:cx2="http://schemas.microsoft.com/office/drawing/2015/10/21/chartex" xmlns:cx3="http://schemas.microsoft.com/office/drawing/2016/5/9/chartex" xmlns:cx4="http://schemas.microsoft.com/office/drawing/2016/5/10/chartex" xmlns:cx5="http://schemas.microsoft.com/office/drawing/2016/5/11/chartex" xmlns:cx6="http://schemas.microsoft.com/office/drawing/2016/5/12/chartex" xmlns:cx7="http://schemas.microsoft.com/office/drawing/2016/5/13/chartex" xmlns:cx8="http://schemas.microsoft.com/office/drawing/2016/5/14/chartex" xmlns:mc="http://schemas.openxmlformats.org/markup-compatibility/2006" xmlns:aink="http://schemas.microsoft.com/office/drawing/2016/ink" xmlns:am3d="http://schemas.microsoft.com/office/drawing/2017/model3d" xmlns:o="urn:schemas-microsoft-com:office:office" xmlns:r="http://schemas.openxmlformats.org/officeDocument/2006/relationships" xmlns:m="http://schemas.openxmlformats.org/officeDocument/2006/math" xmlns:v="urn:schemas-microsoft-com:vml" xmlns:wp14="http://schemas.microsoft.com/office/word/2010/wordprocessingDrawing" xmlns:wp="http://schemas.openxmlformats.org/drawingml/2006/wordprocessingDrawing" xmlns:w10="urn:schemas-microsoft-com:office:word" xmlns:w="http://schemas.openxmlformats.org/wordprocessingml/2006/main" xmlns:w14="http://schemas.microsoft.com/office/word/2010/wordml" xmlns:w15="http://schemas.microsoft.com/office/word/2012/wordml" xmlns:w16cex="http://schemas.microsoft.com/office/word/2018/wordml/cex" xmlns:w16cid="http://schemas.microsoft.com/office/word/2016/wordml/cid" xmlns:w16="http://schemas.microsoft.com/office/word/2018/wordml" xmlns:w16se="http://schemas.microsoft.com/office/word/2015/wordml/symex" xmlns:wpg="http://schemas.microsoft.com/office/word/2010/wordprocessingGroup" xmlns:wpi="http://schemas.microsoft.com/office/word/2010/wordprocessingInk" xmlns:wne="http://schemas.microsoft.com/office/word/2006/wordml" xmlns:wps="http://schemas.microsoft.com/office/word/2010/wordprocessingShape" mc:Ignorable="w14 w15 w16se w16cid w16 w16cex wp14">
+<w:document xmlns:wpc="http://schemas.microsoft.com/office/word/2010/wordprocessingCanvas" xmlns:cx="http://schemas.microsoft.com/office/drawing/2014/chartex" xmlns:mc="http://schemas.openxmlformats.org/markup-compatibility/2006" xmlns:o="urn:schemas-microsoft-com:office:office" xmlns:r="http://schemas.openxmlformats.org/officeDocument/2006/relationships" xmlns:m="http://schemas.openxmlformats.org/officeDocument/2006/math" xmlns:v="urn:schemas-microsoft-com:vml" xmlns:wp14="http://schemas.microsoft.com/office/word/2010/wordprocessingDrawing" xmlns:wp="http://schemas.openxmlformats.org/drawingml/2006/wordprocessingDrawing" xmlns:w10="urn:schemas-microsoft-com:office:word" xmlns:w="http://schemas.openxmlformats.org/wordprocessingml/2006/main" xmlns:w14="http://schemas.microsoft.com/office/word/2010/wordml" xmlns:w15="http://schemas.microsoft.com/office/word/2012/wordml" xmlns:w16se="http://schemas.microsoft.com/office/word/2015/wordml/symex" xmlns:wpg="http://schemas.microsoft.com/office/word/2010/wordprocessingGroup" xmlns:wpi="http://schemas.microsoft.com/office/word/2010/wordprocessingInk" xmlns:wne="http://schemas.microsoft.com/office/word/2006/wordml" xmlns:wps="http://schemas.microsoft.com/office/word/2010/wordprocessingShape" mc:Ignorable="w14 w15 w16se wp14">
   <w:body>
     <w:p>
       <w:r>
@@ -108,28 +108,213 @@
               <w:t xml:space="preserve">Lectura de fuerza en N, con compensación de </w:t>
             </w:r>
             <w:proofErr w:type="spellStart"/>
+            <w:r>
+              <w:t>cero</w:t>
+            </w:r>
+            <w:r>
+              <w:t>,el</w:t>
+            </w:r>
+            <w:proofErr w:type="spellEnd"/>
+            <w:r>
+              <w:t xml:space="preserve"> resultado se devuelve filtrado o sin filtrar, dependiendo del parámetro XXXXXX, se devue</w:t>
+            </w:r>
+            <w:r>
+              <w:t xml:space="preserve">lve le dato con </w:t>
+            </w:r>
+            <w:r>
+              <w:t xml:space="preserve"> tres decimales si el dato de fuerza es inferior a 10000 N</w:t>
+            </w:r>
+            <w:r>
+              <w:t xml:space="preserve"> para valores mayores se devuelve le dato con un decimal</w:t>
+            </w:r>
+          </w:p>
+        </w:tc>
+      </w:tr>
+      <w:tr>
+        <w:tc>
+          <w:tcPr>
+            <w:tcW w:w="1271" w:type="dxa"/>
+          </w:tcPr>
+          <w:p>
+            <w:r>
+              <w:t>R2</w:t>
+            </w:r>
+          </w:p>
+        </w:tc>
+        <w:tc>
+          <w:tcPr>
+            <w:tcW w:w="7223" w:type="dxa"/>
+          </w:tcPr>
+          <w:p>
+            <w:r>
+              <w:t xml:space="preserve">Lectura del </w:t>
+            </w:r>
+            <w:proofErr w:type="spellStart"/>
+            <w:r>
+              <w:t>encoder</w:t>
+            </w:r>
+            <w:proofErr w:type="spellEnd"/>
+            <w:r>
+              <w:t xml:space="preserve">  con tres decimales</w:t>
+            </w:r>
+          </w:p>
+        </w:tc>
+      </w:tr>
+      <w:tr>
+        <w:tc>
+          <w:tcPr>
+            <w:tcW w:w="1271" w:type="dxa"/>
+          </w:tcPr>
+          <w:p>
+            <w:r>
+              <w:t>R3</w:t>
+            </w:r>
+          </w:p>
+        </w:tc>
+        <w:tc>
+          <w:tcPr>
+            <w:tcW w:w="7223" w:type="dxa"/>
+          </w:tcPr>
+          <w:p>
+            <w:r>
+              <w:t>Lectura del con</w:t>
+            </w:r>
+            <w:r>
+              <w:t>v</w:t>
+            </w:r>
+            <w:r>
+              <w:t xml:space="preserve">ersor ADC en pasos, filtrado y sin filtrar, dependiendo del parámetro </w:t>
+            </w:r>
+            <w:r>
+              <w:t>RP|9</w:t>
+            </w:r>
+          </w:p>
+        </w:tc>
+      </w:tr>
+      <w:tr>
+        <w:tc>
+          <w:tcPr>
+            <w:tcW w:w="1271" w:type="dxa"/>
+          </w:tcPr>
+          <w:p>
+            <w:r>
+              <w:t>R4</w:t>
+            </w:r>
+          </w:p>
+        </w:tc>
+        <w:tc>
+          <w:tcPr>
+            <w:tcW w:w="7223" w:type="dxa"/>
+          </w:tcPr>
+          <w:p>
+            <w:r>
+              <w:t xml:space="preserve">Devuelve en binario el paquete de datos de fuerza y extensión, </w:t>
+            </w:r>
+            <w:r>
+              <w:t xml:space="preserve">el formato de respuesta puede ser en ASCII o en </w:t>
+            </w:r>
+            <w:proofErr w:type="spellStart"/>
             <w:proofErr w:type="gramStart"/>
             <w:r>
-              <w:t>cero</w:t>
-            </w:r>
-            <w:r>
-              <w:t>,el</w:t>
-            </w:r>
-            <w:proofErr w:type="spellEnd"/>
+              <w:t>binadio</w:t>
+            </w:r>
+            <w:proofErr w:type="spellEnd"/>
+            <w:r>
+              <w:t xml:space="preserve"> ,</w:t>
+            </w:r>
             <w:proofErr w:type="gramEnd"/>
             <w:r>
-              <w:t xml:space="preserve"> resultado se devuelve filtrado o sin filtrar, dependiendo del parámetro XXXXXX, se devue</w:t>
-            </w:r>
-            <w:r>
-              <w:t xml:space="preserve">lve le dato con </w:t>
-            </w:r>
-            <w:r>
-              <w:t xml:space="preserve"> tres decimales si el dato de fuerza es inferior a 10000 N</w:t>
-            </w:r>
-            <w:r>
-              <w:t xml:space="preserve"> para valores mayores se devuelve le dato con un decimal</w:t>
-            </w:r>
-          </w:p>
+              <w:t xml:space="preserve"> dependiendo del modo del  parámetro RP|22.</w:t>
+            </w:r>
+          </w:p>
+          <w:p>
+            <w:r>
+              <w:t>Si es en ASCII, el formato sería</w:t>
+            </w:r>
+          </w:p>
+          <w:p>
+            <w:proofErr w:type="spellStart"/>
+            <w:r>
+              <w:t>Fuerza|Extension</w:t>
+            </w:r>
+            <w:proofErr w:type="spellEnd"/>
+          </w:p>
+          <w:p/>
+          <w:p>
+            <w:r>
+              <w:t xml:space="preserve">Si el modo es en binario, la información se empaqueta en una estructura compuesta de una cabecera de inicio </w:t>
+            </w:r>
+            <w:proofErr w:type="gramStart"/>
+            <w:r>
+              <w:t>fija ,</w:t>
+            </w:r>
+            <w:proofErr w:type="gramEnd"/>
+            <w:r>
+              <w:t xml:space="preserve"> seguida de un byte que indica el numero de bytes de datos siguientes, para el caso que nos ocupa seria 8 (un </w:t>
+            </w:r>
+            <w:proofErr w:type="spellStart"/>
+            <w:r>
+              <w:t>float</w:t>
+            </w:r>
+            <w:proofErr w:type="spellEnd"/>
+            <w:r>
+              <w:t xml:space="preserve"> ocupa 4 bytes, como se mandan dos </w:t>
+            </w:r>
+            <w:proofErr w:type="spellStart"/>
+            <w:r>
+              <w:t>float</w:t>
+            </w:r>
+            <w:proofErr w:type="spellEnd"/>
+            <w:r>
+              <w:t xml:space="preserve"> uno para la fuerza y otro para la extensión tenemos los 8)</w:t>
+            </w:r>
+            <w:r>
+              <w:t xml:space="preserve">, seguido de 8 bytes para los dos datos </w:t>
+            </w:r>
+            <w:proofErr w:type="spellStart"/>
+            <w:r>
+              <w:t>floats</w:t>
+            </w:r>
+            <w:proofErr w:type="spellEnd"/>
+            <w:r>
+              <w:t xml:space="preserve"> que se </w:t>
+            </w:r>
+            <w:proofErr w:type="spellStart"/>
+            <w:r>
+              <w:t>manadan</w:t>
+            </w:r>
+            <w:proofErr w:type="spellEnd"/>
+            <w:r>
+              <w:t>.</w:t>
+            </w:r>
+          </w:p>
+          <w:p>
+            <w:r>
+              <w:t xml:space="preserve"> </w:t>
+            </w:r>
+          </w:p>
+          <w:p>
+            <w:proofErr w:type="gramStart"/>
+            <w:r>
+              <w:t>{ 0</w:t>
+            </w:r>
+            <w:proofErr w:type="gramEnd"/>
+            <w:r>
+              <w:t xml:space="preserve">xAA 0x55 </w:t>
+            </w:r>
+            <w:proofErr w:type="spellStart"/>
+            <w:r>
+              <w:t>ByteLongDatos</w:t>
+            </w:r>
+            <w:proofErr w:type="spellEnd"/>
+            <w:r>
+              <w:t xml:space="preserve"> 4BytesFuerza 4BytesExtension}, el dato devuelto dependerá siempre del estado del parámetro </w:t>
+            </w:r>
+            <w:r>
+              <w:t>RP|9</w:t>
+            </w:r>
+          </w:p>
+          <w:p/>
         </w:tc>
       </w:tr>
       <w:tr>
@@ -139,7 +324,7 @@
           </w:tcPr>
           <w:p>
             <w:r>
-              <w:t>R2</w:t>
+              <w:t>R5</w:t>
             </w:r>
           </w:p>
         </w:tc>
@@ -149,20 +334,7 @@
           </w:tcPr>
           <w:p>
             <w:r>
-              <w:t xml:space="preserve">Lectura del </w:t>
-            </w:r>
-            <w:proofErr w:type="spellStart"/>
-            <w:proofErr w:type="gramStart"/>
-            <w:r>
-              <w:t>encoder</w:t>
-            </w:r>
-            <w:proofErr w:type="spellEnd"/>
-            <w:r>
-              <w:t xml:space="preserve">  con</w:t>
-            </w:r>
-            <w:proofErr w:type="gramEnd"/>
-            <w:r>
-              <w:t xml:space="preserve"> tres decimales</w:t>
+              <w:t>NO utilizado</w:t>
             </w:r>
           </w:p>
         </w:tc>
@@ -174,7 +346,7 @@
           </w:tcPr>
           <w:p>
             <w:r>
-              <w:t>R3</w:t>
+              <w:t>RA</w:t>
             </w:r>
           </w:p>
         </w:tc>
@@ -184,19 +356,15 @@
           </w:tcPr>
           <w:p>
             <w:r>
-              <w:t>Lectura del con</w:t>
-            </w:r>
-            <w:r>
-              <w:t>v</w:t>
-            </w:r>
-            <w:r>
-              <w:t>ersor ADC en pasos, filtrado y sin filtrar</w:t>
-            </w:r>
-            <w:r>
-              <w:t xml:space="preserve">, dependiendo del parámetro </w:t>
-            </w:r>
-            <w:r>
-              <w:t>RP|9</w:t>
+              <w:t xml:space="preserve">Lectura del pico máximo de fuerza, auto </w:t>
+            </w:r>
+            <w:proofErr w:type="spellStart"/>
+            <w:r>
+              <w:t>reseteable</w:t>
+            </w:r>
+            <w:proofErr w:type="spellEnd"/>
+            <w:r>
+              <w:t xml:space="preserve"> con tres decimales.</w:t>
             </w:r>
           </w:p>
         </w:tc>
@@ -208,7 +376,7 @@
           </w:tcPr>
           <w:p>
             <w:r>
-              <w:t>R4</w:t>
+              <w:t>RB</w:t>
             </w:r>
           </w:p>
         </w:tc>
@@ -218,113 +386,17 @@
           </w:tcPr>
           <w:p>
             <w:r>
-              <w:t xml:space="preserve">Devuelve en binario el paquete de datos de fuerza y extensión, </w:t>
-            </w:r>
-            <w:r>
-              <w:t xml:space="preserve">el formato de respuesta puede ser en ASCII o en </w:t>
-            </w:r>
-            <w:proofErr w:type="spellStart"/>
-            <w:proofErr w:type="gramStart"/>
-            <w:r>
-              <w:t>binadio</w:t>
-            </w:r>
-            <w:proofErr w:type="spellEnd"/>
-            <w:r>
-              <w:t xml:space="preserve"> ,</w:t>
-            </w:r>
-            <w:proofErr w:type="gramEnd"/>
-            <w:r>
-              <w:t xml:space="preserve"> dependiendo del modo del  parámetro RP|22.</w:t>
-            </w:r>
-          </w:p>
-          <w:p>
-            <w:r>
-              <w:t>Si es en ASCII, el formato sería</w:t>
-            </w:r>
-          </w:p>
-          <w:p>
-            <w:proofErr w:type="spellStart"/>
-            <w:r>
-              <w:t>Fuerza|Extension</w:t>
-            </w:r>
-            <w:proofErr w:type="spellEnd"/>
-          </w:p>
-          <w:p/>
-          <w:p>
-            <w:r>
-              <w:t xml:space="preserve">Si el modo es en binario, la información se empaqueta en una estructura compuesta de una cabecera de inicio </w:t>
-            </w:r>
-            <w:proofErr w:type="gramStart"/>
-            <w:r>
-              <w:t>fija ,</w:t>
-            </w:r>
-            <w:proofErr w:type="gramEnd"/>
-            <w:r>
-              <w:t xml:space="preserve"> seguida de un byte que indica el numero de bytes de datos siguientes, para el caso que nos ocupa seria 8 (un </w:t>
-            </w:r>
-            <w:proofErr w:type="spellStart"/>
-            <w:r>
-              <w:t>float</w:t>
-            </w:r>
-            <w:proofErr w:type="spellEnd"/>
-            <w:r>
-              <w:t xml:space="preserve"> ocupa 4 bytes, como se mandan dos </w:t>
-            </w:r>
-            <w:proofErr w:type="spellStart"/>
-            <w:r>
-              <w:t>float</w:t>
-            </w:r>
-            <w:proofErr w:type="spellEnd"/>
-            <w:r>
-              <w:t xml:space="preserve"> uno para la fuerza y otro para la extensión tenemos los 8)</w:t>
-            </w:r>
-            <w:r>
-              <w:t xml:space="preserve">, seguido de 8 bytes para los dos datos </w:t>
-            </w:r>
-            <w:proofErr w:type="spellStart"/>
-            <w:r>
-              <w:t>floats</w:t>
-            </w:r>
-            <w:proofErr w:type="spellEnd"/>
-            <w:r>
-              <w:t xml:space="preserve"> que se </w:t>
-            </w:r>
-            <w:proofErr w:type="spellStart"/>
-            <w:r>
-              <w:t>manadan</w:t>
-            </w:r>
-            <w:proofErr w:type="spellEnd"/>
-            <w:r>
-              <w:t>.</w:t>
-            </w:r>
-          </w:p>
-          <w:p>
-            <w:r>
-              <w:t xml:space="preserve"> </w:t>
-            </w:r>
-          </w:p>
-          <w:p>
-            <w:proofErr w:type="gramStart"/>
-            <w:r>
-              <w:t>{ 0</w:t>
-            </w:r>
-            <w:proofErr w:type="gramEnd"/>
-            <w:r>
-              <w:t xml:space="preserve">xAA 0x55 </w:t>
-            </w:r>
-            <w:proofErr w:type="spellStart"/>
-            <w:r>
-              <w:t>ByteLongDatos</w:t>
-            </w:r>
-            <w:proofErr w:type="spellEnd"/>
-            <w:r>
-              <w:t xml:space="preserve"> 4BytesFuerza 4BytesExtension}, el dato devuelto dependerá siempre del estado del parámetro </w:t>
-            </w:r>
-            <w:r>
-              <w:t>RP|9</w:t>
-            </w:r>
-          </w:p>
-          <w:p/>
+              <w:t xml:space="preserve">Lectura del pico máximo de fuerza en un tramo, auto </w:t>
+            </w:r>
+            <w:proofErr w:type="spellStart"/>
+            <w:r>
+              <w:t>reseteable</w:t>
+            </w:r>
+            <w:proofErr w:type="spellEnd"/>
+            <w:r>
+              <w:t xml:space="preserve"> con tres decimales.</w:t>
+            </w:r>
+          </w:p>
         </w:tc>
       </w:tr>
       <w:tr>
@@ -334,7 +406,7 @@
           </w:tcPr>
           <w:p>
             <w:r>
-              <w:t>R5</w:t>
+              <w:t>RC</w:t>
             </w:r>
           </w:p>
         </w:tc>
@@ -344,101 +416,7 @@
           </w:tcPr>
           <w:p>
             <w:r>
-              <w:t>NO utilizado</w:t>
-            </w:r>
-          </w:p>
-        </w:tc>
-      </w:tr>
-      <w:tr>
-        <w:tc>
-          <w:tcPr>
-            <w:tcW w:w="1271" w:type="dxa"/>
-          </w:tcPr>
-          <w:p>
-            <w:r>
-              <w:t>RA</w:t>
-            </w:r>
-          </w:p>
-        </w:tc>
-        <w:tc>
-          <w:tcPr>
-            <w:tcW w:w="7223" w:type="dxa"/>
-          </w:tcPr>
-          <w:p>
-            <w:r>
-              <w:t xml:space="preserve">Lectura del pico máximo de fuerza, auto </w:t>
-            </w:r>
-            <w:proofErr w:type="spellStart"/>
-            <w:r>
-              <w:t>reseteable</w:t>
-            </w:r>
-            <w:proofErr w:type="spellEnd"/>
-            <w:r>
-              <w:t xml:space="preserve"> con tres decimales.</w:t>
-            </w:r>
-          </w:p>
-        </w:tc>
-      </w:tr>
-      <w:tr>
-        <w:tc>
-          <w:tcPr>
-            <w:tcW w:w="1271" w:type="dxa"/>
-          </w:tcPr>
-          <w:p>
-            <w:r>
-              <w:t>RB</w:t>
-            </w:r>
-          </w:p>
-        </w:tc>
-        <w:tc>
-          <w:tcPr>
-            <w:tcW w:w="7223" w:type="dxa"/>
-          </w:tcPr>
-          <w:p>
-            <w:r>
-              <w:t>Lectura del pico máximo de fuerza</w:t>
-            </w:r>
-            <w:r>
-              <w:t xml:space="preserve"> en un tramo</w:t>
-            </w:r>
-            <w:r>
-              <w:t xml:space="preserve">, auto </w:t>
-            </w:r>
-            <w:proofErr w:type="spellStart"/>
-            <w:r>
-              <w:t>reseteable</w:t>
-            </w:r>
-            <w:proofErr w:type="spellEnd"/>
-            <w:r>
-              <w:t xml:space="preserve"> con tres decimales.</w:t>
-            </w:r>
-          </w:p>
-        </w:tc>
-      </w:tr>
-      <w:tr>
-        <w:tc>
-          <w:tcPr>
-            <w:tcW w:w="1271" w:type="dxa"/>
-          </w:tcPr>
-          <w:p>
-            <w:r>
-              <w:t>RC</w:t>
-            </w:r>
-          </w:p>
-        </w:tc>
-        <w:tc>
-          <w:tcPr>
-            <w:tcW w:w="7223" w:type="dxa"/>
-          </w:tcPr>
-          <w:p>
-            <w:r>
-              <w:t xml:space="preserve">Lectura del pico máximo de fuerza </w:t>
-            </w:r>
-            <w:r>
-              <w:t xml:space="preserve">filtrada </w:t>
-            </w:r>
-            <w:r>
-              <w:t xml:space="preserve">en un tramo, auto </w:t>
+              <w:t xml:space="preserve">Lectura del pico máximo de fuerza filtrada en un tramo, auto </w:t>
             </w:r>
             <w:proofErr w:type="spellStart"/>
             <w:r>
@@ -646,7 +624,21 @@
               <w:rPr>
                 <w:lang w:val="en-US"/>
               </w:rPr>
-              <w:t xml:space="preserve">               Vmax     Rx</w:t>
+              <w:t xml:space="preserve">               </w:t>
+            </w:r>
+            <w:proofErr w:type="spellStart"/>
+            <w:r>
+              <w:rPr>
+                <w:lang w:val="en-US"/>
+              </w:rPr>
+              <w:t>Vmax</w:t>
+            </w:r>
+            <w:proofErr w:type="spellEnd"/>
+            <w:r>
+              <w:rPr>
+                <w:lang w:val="en-US"/>
+              </w:rPr>
+              <w:t xml:space="preserve">     Rx</w:t>
             </w:r>
           </w:p>
           <w:p>
@@ -1096,7 +1088,15 @@
           </w:tcPr>
           <w:p>
             <w:r>
-              <w:t xml:space="preserve">Escritura de un pin en el Arduino </w:t>
+              <w:t xml:space="preserve">Escritura de un pin en el </w:t>
+            </w:r>
+            <w:proofErr w:type="spellStart"/>
+            <w:r>
+              <w:t>Arduino</w:t>
+            </w:r>
+            <w:proofErr w:type="spellEnd"/>
+            <w:r>
+              <w:t xml:space="preserve"> </w:t>
             </w:r>
             <w:proofErr w:type="spellStart"/>
             <w:r>
@@ -1108,19 +1108,11 @@
             </w:r>
             <w:proofErr w:type="spellStart"/>
             <w:r>
-              <w:t>xx|</w:t>
-            </w:r>
-            <w:proofErr w:type="gramStart"/>
-            <w:r>
-              <w:t>Valor</w:t>
-            </w:r>
-            <w:proofErr w:type="spellEnd"/>
-            <w:r>
-              <w:t>(</w:t>
-            </w:r>
-            <w:proofErr w:type="gramEnd"/>
-            <w:r>
-              <w:t xml:space="preserve">0 </w:t>
+              <w:t>xx|Valor</w:t>
+            </w:r>
+            <w:proofErr w:type="spellEnd"/>
+            <w:r>
+              <w:t xml:space="preserve">(0 </w:t>
             </w:r>
             <w:proofErr w:type="spellStart"/>
             <w:r>
@@ -1327,28 +1319,12 @@
           </w:p>
           <w:p>
             <w:r>
-              <w:t xml:space="preserve">0 </w:t>
-            </w:r>
-            <w:proofErr w:type="gramStart"/>
-            <w:r>
-              <w:t>Filtro</w:t>
-            </w:r>
-            <w:proofErr w:type="gramEnd"/>
-            <w:r>
-              <w:t xml:space="preserve"> de ADLC OFF</w:t>
-            </w:r>
-          </w:p>
-          <w:p>
-            <w:r>
-              <w:t xml:space="preserve">1 </w:t>
-            </w:r>
-            <w:proofErr w:type="gramStart"/>
-            <w:r>
-              <w:t>Filtro</w:t>
-            </w:r>
-            <w:proofErr w:type="gramEnd"/>
-            <w:r>
-              <w:t xml:space="preserve"> de ADLC ON</w:t>
+              <w:t>0 Filtro de ADLC OFF</w:t>
+            </w:r>
+          </w:p>
+          <w:p>
+            <w:r>
+              <w:t>1 Filtro de ADLC ON</w:t>
             </w:r>
           </w:p>
         </w:tc>
@@ -1541,15 +1517,7 @@
           </w:tcPr>
           <w:p>
             <w:r>
-              <w:t xml:space="preserve">Devuelve la polaridad dela extensión </w:t>
-            </w:r>
-            <w:proofErr w:type="gramStart"/>
-            <w:r>
-              <w:t>( 1</w:t>
-            </w:r>
-            <w:proofErr w:type="gramEnd"/>
-            <w:r>
-              <w:t>, -1)</w:t>
+              <w:t>Devuelve la polaridad dela extensión ( 1, -1)</w:t>
             </w:r>
           </w:p>
         </w:tc>
@@ -2007,10 +1975,7 @@
       </w:r>
       <w:proofErr w:type="spellEnd"/>
       <w:r>
-        <w:t xml:space="preserve"> CR</w:t>
-      </w:r>
-      <w:r>
-        <w:t xml:space="preserve"> </w:t>
+        <w:t xml:space="preserve"> CR </w:t>
       </w:r>
     </w:p>
     <w:p>
@@ -2241,7 +2206,22 @@
                 <w:szCs w:val="20"/>
                 <w:lang w:val="de-DE"/>
               </w:rPr>
-              <w:t>&lt;CR&gt;</w:t>
+              <w:t xml:space="preserve">&lt;CR&gt;  </w:t>
+            </w:r>
+            <w:r>
+              <w:t>- Filtro OFF</w:t>
+            </w:r>
+          </w:p>
+          <w:p>
+            <w:r>
+              <w:rPr>
+                <w:rFonts w:ascii="Consolas" w:hAnsi="Consolas" w:cs="Consolas"/>
+                <w:color w:val="2500A7"/>
+                <w:sz w:val="20"/>
+                <w:szCs w:val="20"/>
+                <w:lang w:val="de-DE"/>
+              </w:rPr>
+              <w:t>:1|WP|9|1</w:t>
             </w:r>
             <w:r>
               <w:rPr>
@@ -2251,13 +2231,367 @@
                 <w:szCs w:val="20"/>
                 <w:lang w:val="de-DE"/>
               </w:rPr>
-              <w:t xml:space="preserve">  </w:t>
-            </w:r>
-            <w:r>
-              <w:t>- Filtro OFF</w:t>
-            </w:r>
-          </w:p>
-          <w:p>
+              <w:t xml:space="preserve">&lt;CR&gt;  </w:t>
+            </w:r>
+            <w:r>
+              <w:t>- Filtro O</w:t>
+            </w:r>
+            <w:r>
+              <w:t>N</w:t>
+            </w:r>
+          </w:p>
+          <w:p/>
+        </w:tc>
+      </w:tr>
+      <w:tr>
+        <w:tc>
+          <w:tcPr>
+            <w:tcW w:w="1980" w:type="dxa"/>
+          </w:tcPr>
+          <w:p>
+            <w:r>
+              <w:t>10</w:t>
+            </w:r>
+          </w:p>
+        </w:tc>
+        <w:tc>
+          <w:tcPr>
+            <w:tcW w:w="6514" w:type="dxa"/>
+          </w:tcPr>
+          <w:p>
+            <w:r>
+              <w:t xml:space="preserve">Escribe </w:t>
+            </w:r>
+            <w:r>
+              <w:t>el ID de la estación</w:t>
+            </w:r>
+            <w:r>
+              <w:t xml:space="preserve"> máximo 14 caracteres ASCII</w:t>
+            </w:r>
+          </w:p>
+        </w:tc>
+      </w:tr>
+      <w:tr>
+        <w:tc>
+          <w:tcPr>
+            <w:tcW w:w="1980" w:type="dxa"/>
+          </w:tcPr>
+          <w:p>
+            <w:r>
+              <w:t>13</w:t>
+            </w:r>
+          </w:p>
+        </w:tc>
+        <w:tc>
+          <w:tcPr>
+            <w:tcW w:w="6514" w:type="dxa"/>
+          </w:tcPr>
+          <w:p>
+            <w:r>
+              <w:t>Reservado</w:t>
+            </w:r>
+          </w:p>
+        </w:tc>
+      </w:tr>
+      <w:tr>
+        <w:tc>
+          <w:tcPr>
+            <w:tcW w:w="1980" w:type="dxa"/>
+          </w:tcPr>
+          <w:p>
+            <w:r>
+              <w:t>14</w:t>
+            </w:r>
+          </w:p>
+        </w:tc>
+        <w:tc>
+          <w:tcPr>
+            <w:tcW w:w="6514" w:type="dxa"/>
+          </w:tcPr>
+          <w:p>
+            <w:r>
+              <w:t xml:space="preserve">Escribe </w:t>
+            </w:r>
+            <w:r>
+              <w:t>el paso del husillo</w:t>
+            </w:r>
+          </w:p>
+        </w:tc>
+      </w:tr>
+      <w:tr>
+        <w:tc>
+          <w:tcPr>
+            <w:tcW w:w="1980" w:type="dxa"/>
+          </w:tcPr>
+          <w:p>
+            <w:r>
+              <w:t>15</w:t>
+            </w:r>
+          </w:p>
+        </w:tc>
+        <w:tc>
+          <w:tcPr>
+            <w:tcW w:w="6514" w:type="dxa"/>
+          </w:tcPr>
+          <w:p>
+            <w:r>
+              <w:t xml:space="preserve">Escribe los pasos del </w:t>
+            </w:r>
+            <w:proofErr w:type="spellStart"/>
+            <w:r>
+              <w:t>encoder</w:t>
+            </w:r>
+            <w:proofErr w:type="spellEnd"/>
+          </w:p>
+        </w:tc>
+      </w:tr>
+      <w:tr>
+        <w:tc>
+          <w:tcPr>
+            <w:tcW w:w="1980" w:type="dxa"/>
+          </w:tcPr>
+          <w:p>
+            <w:r>
+              <w:t>16</w:t>
+            </w:r>
+          </w:p>
+        </w:tc>
+        <w:tc>
+          <w:tcPr>
+            <w:tcW w:w="6514" w:type="dxa"/>
+          </w:tcPr>
+          <w:p>
+            <w:r>
+              <w:t xml:space="preserve">Escribe </w:t>
+            </w:r>
+            <w:r>
+              <w:t>la polaridad dela extensión ( 1, -1)</w:t>
+            </w:r>
+          </w:p>
+        </w:tc>
+      </w:tr>
+      <w:tr>
+        <w:tc>
+          <w:tcPr>
+            <w:tcW w:w="1980" w:type="dxa"/>
+          </w:tcPr>
+          <w:p>
+            <w:r>
+              <w:t>17</w:t>
+            </w:r>
+          </w:p>
+        </w:tc>
+        <w:tc>
+          <w:tcPr>
+            <w:tcW w:w="6514" w:type="dxa"/>
+          </w:tcPr>
+          <w:p>
+            <w:r>
+              <w:t xml:space="preserve">Escribe </w:t>
+            </w:r>
+            <w:r>
+              <w:t xml:space="preserve">el modo de </w:t>
+            </w:r>
+            <w:proofErr w:type="spellStart"/>
+            <w:r>
+              <w:t>quadratura</w:t>
+            </w:r>
+            <w:proofErr w:type="spellEnd"/>
+            <w:r>
+              <w:t xml:space="preserve"> (</w:t>
+            </w:r>
+            <w:proofErr w:type="gramStart"/>
+            <w:r>
+              <w:t>MULTIPLICADOR)  para</w:t>
+            </w:r>
+            <w:proofErr w:type="gramEnd"/>
+            <w:r>
+              <w:t xml:space="preserve"> el </w:t>
+            </w:r>
+            <w:proofErr w:type="spellStart"/>
+            <w:r>
+              <w:t>encoder</w:t>
+            </w:r>
+            <w:proofErr w:type="spellEnd"/>
+            <w:r>
+              <w:t>:</w:t>
+            </w:r>
+          </w:p>
+          <w:p>
+            <w:r>
+              <w:t>1, 2, 4</w:t>
+            </w:r>
+          </w:p>
+        </w:tc>
+      </w:tr>
+      <w:tr>
+        <w:tc>
+          <w:tcPr>
+            <w:tcW w:w="1980" w:type="dxa"/>
+          </w:tcPr>
+          <w:p>
+            <w:r>
+              <w:t>18</w:t>
+            </w:r>
+          </w:p>
+        </w:tc>
+        <w:tc>
+          <w:tcPr>
+            <w:tcW w:w="6514" w:type="dxa"/>
+          </w:tcPr>
+          <w:p>
+            <w:r>
+              <w:t>Reservado</w:t>
+            </w:r>
+          </w:p>
+        </w:tc>
+      </w:tr>
+      <w:tr>
+        <w:tc>
+          <w:tcPr>
+            <w:tcW w:w="1980" w:type="dxa"/>
+          </w:tcPr>
+          <w:p>
+            <w:r>
+              <w:t>19</w:t>
+            </w:r>
+          </w:p>
+        </w:tc>
+        <w:tc>
+          <w:tcPr>
+            <w:tcW w:w="6514" w:type="dxa"/>
+          </w:tcPr>
+          <w:p>
+            <w:r>
+              <w:t xml:space="preserve">Escribe </w:t>
+            </w:r>
+            <w:r>
+              <w:t>de los parámetros de la célula en EEPROM</w:t>
+            </w:r>
+          </w:p>
+          <w:p>
+            <w:r>
+              <w:t>RP|19|Nr_</w:t>
+            </w:r>
+            <w:proofErr w:type="gramStart"/>
+            <w:r>
+              <w:t>Celula ,</w:t>
+            </w:r>
+            <w:proofErr w:type="gramEnd"/>
+            <w:r>
+              <w:t xml:space="preserve"> siendo </w:t>
+            </w:r>
+            <w:proofErr w:type="spellStart"/>
+            <w:r>
+              <w:t>Nr_celula</w:t>
+            </w:r>
+            <w:proofErr w:type="spellEnd"/>
+            <w:r>
+              <w:t xml:space="preserve"> [0..4]</w:t>
+            </w:r>
+          </w:p>
+          <w:p>
+            <w:r>
+              <w:t>el formato:</w:t>
+            </w:r>
+          </w:p>
+          <w:p>
+            <w:r>
+              <w:t>WP|19|</w:t>
+            </w:r>
+            <w:r>
+              <w:t xml:space="preserve">id_celula| </w:t>
+            </w:r>
+            <w:proofErr w:type="spellStart"/>
+            <w:r>
+              <w:t>cap_celula</w:t>
+            </w:r>
+            <w:proofErr w:type="spellEnd"/>
+            <w:r>
+              <w:t xml:space="preserve">| </w:t>
+            </w:r>
+            <w:proofErr w:type="spellStart"/>
+            <w:r>
+              <w:t>pol_celula</w:t>
+            </w:r>
+            <w:proofErr w:type="spellEnd"/>
+            <w:r>
+              <w:t>|</w:t>
+            </w:r>
+            <w:r>
+              <w:t xml:space="preserve"> </w:t>
+            </w:r>
+            <w:proofErr w:type="spellStart"/>
+            <w:r>
+              <w:t>res_celula</w:t>
+            </w:r>
+            <w:proofErr w:type="spellEnd"/>
+            <w:r>
+              <w:t>|</w:t>
+            </w:r>
+            <w:r>
+              <w:t xml:space="preserve"> </w:t>
+            </w:r>
+            <w:proofErr w:type="spellStart"/>
+            <w:r>
+              <w:t>limite_carga_celPos</w:t>
+            </w:r>
+            <w:proofErr w:type="spellEnd"/>
+            <w:r>
+              <w:t xml:space="preserve">| </w:t>
+            </w:r>
+            <w:proofErr w:type="spellStart"/>
+            <w:r>
+              <w:t>limite_carga_celNeg</w:t>
+            </w:r>
+            <w:proofErr w:type="spellEnd"/>
+            <w:r>
+              <w:t xml:space="preserve">| </w:t>
+            </w:r>
+            <w:proofErr w:type="spellStart"/>
+            <w:r>
+              <w:t>gan_celulaPos</w:t>
+            </w:r>
+            <w:proofErr w:type="spellEnd"/>
+            <w:r>
+              <w:t xml:space="preserve">| </w:t>
+            </w:r>
+            <w:proofErr w:type="spellStart"/>
+            <w:r>
+              <w:t>gan_celulaNeg</w:t>
+            </w:r>
+            <w:proofErr w:type="spellEnd"/>
+            <w:r>
+              <w:t xml:space="preserve">| </w:t>
+            </w:r>
+            <w:proofErr w:type="spellStart"/>
+            <w:r>
+              <w:t>datarate_celula</w:t>
+            </w:r>
+            <w:proofErr w:type="spellEnd"/>
+          </w:p>
+          <w:p/>
+          <w:p>
+            <w:r>
+              <w:t xml:space="preserve">Ejemplo de </w:t>
+            </w:r>
+            <w:r>
+              <w:t>escritura de los datos para la célula 4</w:t>
+            </w:r>
+            <w:r>
+              <w:t>:</w:t>
+            </w:r>
+          </w:p>
+          <w:p>
+            <w:pPr>
+              <w:rPr>
+                <w:rFonts w:ascii="Consolas" w:hAnsi="Consolas" w:cs="Consolas"/>
+                <w:color w:val="048106"/>
+                <w:sz w:val="20"/>
+                <w:szCs w:val="20"/>
+                <w:lang w:val="de-DE"/>
+              </w:rPr>
+            </w:pPr>
             <w:r>
               <w:rPr>
                 <w:rFonts w:ascii="Consolas" w:hAnsi="Consolas" w:cs="Consolas"/>
@@ -2266,9 +2600,58 @@
                 <w:szCs w:val="20"/>
                 <w:lang w:val="de-DE"/>
               </w:rPr>
-              <w:t>:1|WP|9|</w:t>
-            </w:r>
-            <w:r>
+              <w:t>:1|WP|19|4|500.000|1|0.001|1.000|1.000|2041.0038|2041.0038|150</w:t>
+            </w:r>
+            <w:r>
+              <w:rPr>
+                <w:rFonts w:ascii="Consolas" w:hAnsi="Consolas" w:cs="Consolas"/>
+                <w:color w:val="048106"/>
+                <w:sz w:val="20"/>
+                <w:szCs w:val="20"/>
+                <w:lang w:val="de-DE"/>
+              </w:rPr>
+              <w:t>&lt;CR&gt;</w:t>
+            </w:r>
+          </w:p>
+          <w:p/>
+        </w:tc>
+      </w:tr>
+      <w:tr>
+        <w:tc>
+          <w:tcPr>
+            <w:tcW w:w="1980" w:type="dxa"/>
+          </w:tcPr>
+          <w:p>
+            <w:r>
+              <w:t>20</w:t>
+            </w:r>
+          </w:p>
+        </w:tc>
+        <w:tc>
+          <w:tcPr>
+            <w:tcW w:w="6514" w:type="dxa"/>
+          </w:tcPr>
+          <w:p>
+            <w:r>
+              <w:t xml:space="preserve">Forzar la activación </w:t>
+            </w:r>
+            <w:proofErr w:type="gramStart"/>
+            <w:r>
+              <w:t>de  una</w:t>
+            </w:r>
+            <w:proofErr w:type="gramEnd"/>
+            <w:r>
+              <w:t xml:space="preserve"> célula por software, saltándose la detección automática de hardware.</w:t>
+            </w:r>
+          </w:p>
+          <w:p/>
+          <w:p>
+            <w:r>
+              <w:t>Ejemplo</w:t>
+            </w:r>
+          </w:p>
+          <w:p>
+            <w:pPr>
               <w:rPr>
                 <w:rFonts w:ascii="Consolas" w:hAnsi="Consolas" w:cs="Consolas"/>
                 <w:color w:val="2500A7"/>
@@ -2276,387 +2659,6 @@
                 <w:szCs w:val="20"/>
                 <w:lang w:val="de-DE"/>
               </w:rPr>
-              <w:t>1</w:t>
-            </w:r>
-            <w:r>
-              <w:rPr>
-                <w:rFonts w:ascii="Consolas" w:hAnsi="Consolas" w:cs="Consolas"/>
-                <w:color w:val="048106"/>
-                <w:sz w:val="20"/>
-                <w:szCs w:val="20"/>
-                <w:lang w:val="de-DE"/>
-              </w:rPr>
-              <w:t xml:space="preserve">&lt;CR&gt;  </w:t>
-            </w:r>
-            <w:r>
-              <w:t>- Filtro O</w:t>
-            </w:r>
-            <w:r>
-              <w:t>N</w:t>
-            </w:r>
-          </w:p>
-          <w:p/>
-        </w:tc>
-      </w:tr>
-      <w:tr>
-        <w:tc>
-          <w:tcPr>
-            <w:tcW w:w="1980" w:type="dxa"/>
-          </w:tcPr>
-          <w:p>
-            <w:r>
-              <w:t>10</w:t>
-            </w:r>
-          </w:p>
-        </w:tc>
-        <w:tc>
-          <w:tcPr>
-            <w:tcW w:w="6514" w:type="dxa"/>
-          </w:tcPr>
-          <w:p>
-            <w:r>
-              <w:t xml:space="preserve">Escribe </w:t>
-            </w:r>
-            <w:r>
-              <w:t>el ID de la estación</w:t>
-            </w:r>
-            <w:r>
-              <w:t xml:space="preserve"> máximo 14 caracteres ASCII</w:t>
-            </w:r>
-          </w:p>
-        </w:tc>
-      </w:tr>
-      <w:tr>
-        <w:tc>
-          <w:tcPr>
-            <w:tcW w:w="1980" w:type="dxa"/>
-          </w:tcPr>
-          <w:p>
-            <w:r>
-              <w:t>13</w:t>
-            </w:r>
-          </w:p>
-        </w:tc>
-        <w:tc>
-          <w:tcPr>
-            <w:tcW w:w="6514" w:type="dxa"/>
-          </w:tcPr>
-          <w:p>
-            <w:r>
-              <w:t>Reservado</w:t>
-            </w:r>
-          </w:p>
-        </w:tc>
-      </w:tr>
-      <w:tr>
-        <w:tc>
-          <w:tcPr>
-            <w:tcW w:w="1980" w:type="dxa"/>
-          </w:tcPr>
-          <w:p>
-            <w:r>
-              <w:t>14</w:t>
-            </w:r>
-          </w:p>
-        </w:tc>
-        <w:tc>
-          <w:tcPr>
-            <w:tcW w:w="6514" w:type="dxa"/>
-          </w:tcPr>
-          <w:p>
-            <w:r>
-              <w:t xml:space="preserve">Escribe </w:t>
-            </w:r>
-            <w:r>
-              <w:t>el paso del husillo</w:t>
-            </w:r>
-          </w:p>
-        </w:tc>
-      </w:tr>
-      <w:tr>
-        <w:tc>
-          <w:tcPr>
-            <w:tcW w:w="1980" w:type="dxa"/>
-          </w:tcPr>
-          <w:p>
-            <w:r>
-              <w:t>15</w:t>
-            </w:r>
-          </w:p>
-        </w:tc>
-        <w:tc>
-          <w:tcPr>
-            <w:tcW w:w="6514" w:type="dxa"/>
-          </w:tcPr>
-          <w:p>
-            <w:r>
-              <w:t>Escribe</w:t>
-            </w:r>
-            <w:r>
-              <w:t xml:space="preserve"> los pasos del </w:t>
-            </w:r>
-            <w:proofErr w:type="spellStart"/>
-            <w:r>
-              <w:t>encoder</w:t>
-            </w:r>
-            <w:proofErr w:type="spellEnd"/>
-          </w:p>
-        </w:tc>
-      </w:tr>
-      <w:tr>
-        <w:tc>
-          <w:tcPr>
-            <w:tcW w:w="1980" w:type="dxa"/>
-          </w:tcPr>
-          <w:p>
-            <w:r>
-              <w:t>16</w:t>
-            </w:r>
-          </w:p>
-        </w:tc>
-        <w:tc>
-          <w:tcPr>
-            <w:tcW w:w="6514" w:type="dxa"/>
-          </w:tcPr>
-          <w:p>
-            <w:r>
-              <w:t xml:space="preserve">Escribe </w:t>
-            </w:r>
-            <w:r>
-              <w:t xml:space="preserve">la polaridad dela extensión </w:t>
-            </w:r>
-            <w:proofErr w:type="gramStart"/>
-            <w:r>
-              <w:t>( 1</w:t>
-            </w:r>
-            <w:proofErr w:type="gramEnd"/>
-            <w:r>
-              <w:t>, -1)</w:t>
-            </w:r>
-          </w:p>
-        </w:tc>
-      </w:tr>
-      <w:tr>
-        <w:tc>
-          <w:tcPr>
-            <w:tcW w:w="1980" w:type="dxa"/>
-          </w:tcPr>
-          <w:p>
-            <w:r>
-              <w:t>17</w:t>
-            </w:r>
-          </w:p>
-        </w:tc>
-        <w:tc>
-          <w:tcPr>
-            <w:tcW w:w="6514" w:type="dxa"/>
-          </w:tcPr>
-          <w:p>
-            <w:r>
-              <w:t xml:space="preserve">Escribe </w:t>
-            </w:r>
-            <w:r>
-              <w:t xml:space="preserve">el modo de </w:t>
-            </w:r>
-            <w:proofErr w:type="spellStart"/>
-            <w:r>
-              <w:t>quadratura</w:t>
-            </w:r>
-            <w:proofErr w:type="spellEnd"/>
-            <w:r>
-              <w:t xml:space="preserve"> (</w:t>
-            </w:r>
-            <w:proofErr w:type="gramStart"/>
-            <w:r>
-              <w:t>MULTIPLICADOR)  para</w:t>
-            </w:r>
-            <w:proofErr w:type="gramEnd"/>
-            <w:r>
-              <w:t xml:space="preserve"> el </w:t>
-            </w:r>
-            <w:proofErr w:type="spellStart"/>
-            <w:r>
-              <w:t>encoder</w:t>
-            </w:r>
-            <w:proofErr w:type="spellEnd"/>
-            <w:r>
-              <w:t>:</w:t>
-            </w:r>
-          </w:p>
-          <w:p>
-            <w:r>
-              <w:t>1, 2, 4</w:t>
-            </w:r>
-          </w:p>
-        </w:tc>
-      </w:tr>
-      <w:tr>
-        <w:tc>
-          <w:tcPr>
-            <w:tcW w:w="1980" w:type="dxa"/>
-          </w:tcPr>
-          <w:p>
-            <w:r>
-              <w:t>18</w:t>
-            </w:r>
-          </w:p>
-        </w:tc>
-        <w:tc>
-          <w:tcPr>
-            <w:tcW w:w="6514" w:type="dxa"/>
-          </w:tcPr>
-          <w:p>
-            <w:r>
-              <w:t>Reservado</w:t>
-            </w:r>
-          </w:p>
-        </w:tc>
-      </w:tr>
-      <w:tr>
-        <w:tc>
-          <w:tcPr>
-            <w:tcW w:w="1980" w:type="dxa"/>
-          </w:tcPr>
-          <w:p>
-            <w:r>
-              <w:t>19</w:t>
-            </w:r>
-          </w:p>
-        </w:tc>
-        <w:tc>
-          <w:tcPr>
-            <w:tcW w:w="6514" w:type="dxa"/>
-          </w:tcPr>
-          <w:p>
-            <w:r>
-              <w:t xml:space="preserve">Escribe </w:t>
-            </w:r>
-            <w:r>
-              <w:t>de los parámetros de la célula en EEPROM</w:t>
-            </w:r>
-          </w:p>
-          <w:p>
-            <w:r>
-              <w:t>RP|19|Nr_</w:t>
-            </w:r>
-            <w:proofErr w:type="gramStart"/>
-            <w:r>
-              <w:t>Celula ,</w:t>
-            </w:r>
-            <w:proofErr w:type="gramEnd"/>
-            <w:r>
-              <w:t xml:space="preserve"> siendo </w:t>
-            </w:r>
-            <w:proofErr w:type="spellStart"/>
-            <w:r>
-              <w:t>Nr_celula</w:t>
-            </w:r>
-            <w:proofErr w:type="spellEnd"/>
-            <w:r>
-              <w:t xml:space="preserve"> [0..4]</w:t>
-            </w:r>
-          </w:p>
-          <w:p>
-            <w:r>
-              <w:t>el formato:</w:t>
-            </w:r>
-          </w:p>
-          <w:p>
-            <w:r>
-              <w:t>WP|19|</w:t>
-            </w:r>
-            <w:r>
-              <w:t xml:space="preserve">id_celula| </w:t>
-            </w:r>
-            <w:proofErr w:type="spellStart"/>
-            <w:r>
-              <w:t>cap_celula</w:t>
-            </w:r>
-            <w:proofErr w:type="spellEnd"/>
-            <w:r>
-              <w:t xml:space="preserve">| </w:t>
-            </w:r>
-            <w:proofErr w:type="spellStart"/>
-            <w:r>
-              <w:t>pol_celula</w:t>
-            </w:r>
-            <w:proofErr w:type="spellEnd"/>
-            <w:r>
-              <w:t>|</w:t>
-            </w:r>
-            <w:r>
-              <w:t xml:space="preserve"> </w:t>
-            </w:r>
-            <w:proofErr w:type="spellStart"/>
-            <w:r>
-              <w:t>res_celula</w:t>
-            </w:r>
-            <w:proofErr w:type="spellEnd"/>
-            <w:r>
-              <w:t>|</w:t>
-            </w:r>
-            <w:r>
-              <w:t xml:space="preserve"> </w:t>
-            </w:r>
-            <w:proofErr w:type="spellStart"/>
-            <w:r>
-              <w:t>limite_carga_celPos</w:t>
-            </w:r>
-            <w:proofErr w:type="spellEnd"/>
-            <w:r>
-              <w:t xml:space="preserve">| </w:t>
-            </w:r>
-            <w:proofErr w:type="spellStart"/>
-            <w:r>
-              <w:t>limite_carga_celNeg</w:t>
-            </w:r>
-            <w:proofErr w:type="spellEnd"/>
-            <w:r>
-              <w:t xml:space="preserve">| </w:t>
-            </w:r>
-            <w:proofErr w:type="spellStart"/>
-            <w:r>
-              <w:t>gan_celulaPos</w:t>
-            </w:r>
-            <w:proofErr w:type="spellEnd"/>
-            <w:r>
-              <w:t xml:space="preserve">| </w:t>
-            </w:r>
-            <w:proofErr w:type="spellStart"/>
-            <w:r>
-              <w:t>gan_celulaNeg</w:t>
-            </w:r>
-            <w:proofErr w:type="spellEnd"/>
-            <w:r>
-              <w:t xml:space="preserve">| </w:t>
-            </w:r>
-            <w:proofErr w:type="spellStart"/>
-            <w:r>
-              <w:t>datarate_celula</w:t>
-            </w:r>
-            <w:proofErr w:type="spellEnd"/>
-          </w:p>
-          <w:p/>
-          <w:p>
-            <w:r>
-              <w:t xml:space="preserve">Ejemplo de </w:t>
-            </w:r>
-            <w:r>
-              <w:t>escritura de los datos para la célula 4</w:t>
-            </w:r>
-            <w:r>
-              <w:t>:</w:t>
-            </w:r>
-          </w:p>
-          <w:p>
-            <w:pPr>
-              <w:rPr>
-                <w:rFonts w:ascii="Consolas" w:hAnsi="Consolas" w:cs="Consolas"/>
-                <w:color w:val="048106"/>
-                <w:sz w:val="20"/>
-                <w:szCs w:val="20"/>
-                <w:lang w:val="de-DE"/>
-              </w:rPr>
             </w:pPr>
             <w:r>
               <w:rPr>
@@ -2666,17 +2668,7 @@
                 <w:szCs w:val="20"/>
                 <w:lang w:val="de-DE"/>
               </w:rPr>
-              <w:t>:1|WP|19|4|500.000|1|0.001|1.000|1.000|2041.0038|2041.0038|150</w:t>
-            </w:r>
-            <w:r>
-              <w:rPr>
-                <w:rFonts w:ascii="Consolas" w:hAnsi="Consolas" w:cs="Consolas"/>
-                <w:color w:val="048106"/>
-                <w:sz w:val="20"/>
-                <w:szCs w:val="20"/>
-                <w:lang w:val="de-DE"/>
-              </w:rPr>
-              <w:t>&lt;CR&gt;</w:t>
+              <w:t>:1|WP|20|4&lt;CR&gt;</w:t>
             </w:r>
           </w:p>
           <w:p/>
@@ -2689,7 +2681,8 @@
           </w:tcPr>
           <w:p>
             <w:r>
-              <w:t>20</w:t>
+              <w:lastRenderedPageBreak/>
+              <w:t>21</w:t>
             </w:r>
           </w:p>
         </w:tc>
@@ -2699,21 +2692,10 @@
           </w:tcPr>
           <w:p>
             <w:r>
-              <w:t xml:space="preserve">Forzar la activación </w:t>
-            </w:r>
-            <w:proofErr w:type="gramStart"/>
-            <w:r>
-              <w:t>de  una</w:t>
-            </w:r>
-            <w:proofErr w:type="gramEnd"/>
-            <w:r>
-              <w:t xml:space="preserve"> célula por software, saltándose la detección automática de hardware.</w:t>
-            </w:r>
-          </w:p>
-          <w:p/>
-          <w:p>
-            <w:r>
-              <w:t>Ejemplo</w:t>
+              <w:t>Inicio de la salida de datos</w:t>
+            </w:r>
+            <w:r>
+              <w:t xml:space="preserve"> continua ON off</w:t>
             </w:r>
           </w:p>
           <w:p>
@@ -2734,9 +2716,11 @@
                 <w:szCs w:val="20"/>
                 <w:lang w:val="de-DE"/>
               </w:rPr>
-              <w:t>:1|WP|</w:t>
-            </w:r>
-            <w:r>
+              <w:t>:1|WP|21|0&lt;CR&gt; STOP salida de datos continua</w:t>
+            </w:r>
+          </w:p>
+          <w:p>
+            <w:pPr>
               <w:rPr>
                 <w:rFonts w:ascii="Consolas" w:hAnsi="Consolas" w:cs="Consolas"/>
                 <w:color w:val="2500A7"/>
@@ -2744,8 +2728,7 @@
                 <w:szCs w:val="20"/>
                 <w:lang w:val="de-DE"/>
               </w:rPr>
-              <w:t>20</w:t>
-            </w:r>
+            </w:pPr>
             <w:r>
               <w:rPr>
                 <w:rFonts w:ascii="Consolas" w:hAnsi="Consolas" w:cs="Consolas"/>
@@ -2754,9 +2737,54 @@
                 <w:szCs w:val="20"/>
                 <w:lang w:val="de-DE"/>
               </w:rPr>
-              <w:t>|4</w:t>
-            </w:r>
-            <w:r>
+              <w:t>:1|WP|21|1&lt;CR&gt; START salida de datos continua</w:t>
+            </w:r>
+          </w:p>
+          <w:p>
+            <w:pPr>
+              <w:rPr>
+                <w:lang w:val="de-DE"/>
+              </w:rPr>
+            </w:pPr>
+          </w:p>
+        </w:tc>
+      </w:tr>
+      <w:tr>
+        <w:tc>
+          <w:tcPr>
+            <w:tcW w:w="1980" w:type="dxa"/>
+          </w:tcPr>
+          <w:p>
+            <w:r>
+              <w:t>22</w:t>
+            </w:r>
+          </w:p>
+        </w:tc>
+        <w:tc>
+          <w:tcPr>
+            <w:tcW w:w="6514" w:type="dxa"/>
+          </w:tcPr>
+          <w:p>
+            <w:r>
+              <w:t>Escribe</w:t>
+            </w:r>
+            <w:r>
+              <w:t xml:space="preserve"> el </w:t>
+            </w:r>
+            <w:r>
+              <w:t>tipo</w:t>
+            </w:r>
+            <w:r>
+              <w:t xml:space="preserve"> de tipo de salida de datos en modo continuo</w:t>
+            </w:r>
+          </w:p>
+          <w:p>
+            <w:r>
+              <w:t>0 -ASCII, 1 – Binario</w:t>
+            </w:r>
+          </w:p>
+          <w:p>
+            <w:pPr>
               <w:rPr>
                 <w:rFonts w:ascii="Consolas" w:hAnsi="Consolas" w:cs="Consolas"/>
                 <w:color w:val="2500A7"/>
@@ -2764,38 +2792,8 @@
                 <w:szCs w:val="20"/>
                 <w:lang w:val="de-DE"/>
               </w:rPr>
-              <w:t>&lt;CR&gt;</w:t>
-            </w:r>
-          </w:p>
-          <w:p/>
-        </w:tc>
-      </w:tr>
-      <w:tr>
-        <w:tc>
-          <w:tcPr>
-            <w:tcW w:w="1980" w:type="dxa"/>
-          </w:tcPr>
-          <w:p>
-            <w:r>
-              <w:lastRenderedPageBreak/>
-              <w:t>21</w:t>
-            </w:r>
-          </w:p>
-        </w:tc>
-        <w:tc>
-          <w:tcPr>
-            <w:tcW w:w="6514" w:type="dxa"/>
-          </w:tcPr>
-          <w:p>
-            <w:r>
-              <w:t>Inicio de la salida de datos</w:t>
-            </w:r>
-            <w:r>
-              <w:t xml:space="preserve"> continua ON off</w:t>
-            </w:r>
-          </w:p>
-          <w:p>
-            <w:pPr>
+            </w:pPr>
+            <w:r>
               <w:rPr>
                 <w:rFonts w:ascii="Consolas" w:hAnsi="Consolas" w:cs="Consolas"/>
                 <w:color w:val="2500A7"/>
@@ -2803,8 +2801,11 @@
                 <w:szCs w:val="20"/>
                 <w:lang w:val="de-DE"/>
               </w:rPr>
-            </w:pPr>
-            <w:r>
+              <w:t>Ejemplo de trama:</w:t>
+            </w:r>
+          </w:p>
+          <w:p>
+            <w:pPr>
               <w:rPr>
                 <w:rFonts w:ascii="Consolas" w:hAnsi="Consolas" w:cs="Consolas"/>
                 <w:color w:val="2500A7"/>
@@ -2812,8 +2813,7 @@
                 <w:szCs w:val="20"/>
                 <w:lang w:val="de-DE"/>
               </w:rPr>
-              <w:t>:1|WP|2</w:t>
-            </w:r>
+            </w:pPr>
             <w:r>
               <w:rPr>
                 <w:rFonts w:ascii="Consolas" w:hAnsi="Consolas" w:cs="Consolas"/>
@@ -2822,9 +2822,11 @@
                 <w:szCs w:val="20"/>
                 <w:lang w:val="de-DE"/>
               </w:rPr>
-              <w:t>1</w:t>
-            </w:r>
-            <w:r>
+              <w:t>:1|WP|22|0&lt;CR&gt; Salida de datos en ASII</w:t>
+            </w:r>
+          </w:p>
+          <w:p>
+            <w:pPr>
               <w:rPr>
                 <w:rFonts w:ascii="Consolas" w:hAnsi="Consolas" w:cs="Consolas"/>
                 <w:color w:val="2500A7"/>
@@ -2832,8 +2834,7 @@
                 <w:szCs w:val="20"/>
                 <w:lang w:val="de-DE"/>
               </w:rPr>
-              <w:t>|</w:t>
-            </w:r>
+            </w:pPr>
             <w:r>
               <w:rPr>
                 <w:rFonts w:ascii="Consolas" w:hAnsi="Consolas" w:cs="Consolas"/>
@@ -2842,97 +2843,32 @@
                 <w:szCs w:val="20"/>
                 <w:lang w:val="de-DE"/>
               </w:rPr>
-              <w:t>0</w:t>
-            </w:r>
-            <w:r>
-              <w:rPr>
-                <w:rFonts w:ascii="Consolas" w:hAnsi="Consolas" w:cs="Consolas"/>
-                <w:color w:val="2500A7"/>
-                <w:sz w:val="20"/>
-                <w:szCs w:val="20"/>
+              <w:t>:1|WP|21|1&lt;CR&gt; Salida de datos en binario</w:t>
+            </w:r>
+          </w:p>
+          <w:p>
+            <w:pPr>
+              <w:rPr>
                 <w:lang w:val="de-DE"/>
               </w:rPr>
-              <w:t>&lt;CR&gt;</w:t>
-            </w:r>
-            <w:r>
-              <w:rPr>
-                <w:rFonts w:ascii="Consolas" w:hAnsi="Consolas" w:cs="Consolas"/>
-                <w:color w:val="2500A7"/>
-                <w:sz w:val="20"/>
-                <w:szCs w:val="20"/>
-                <w:lang w:val="de-DE"/>
-              </w:rPr>
-              <w:t xml:space="preserve"> STOP salida de datos continua</w:t>
-            </w:r>
-          </w:p>
-          <w:p>
-            <w:pPr>
-              <w:rPr>
-                <w:rFonts w:ascii="Consolas" w:hAnsi="Consolas" w:cs="Consolas"/>
-                <w:color w:val="2500A7"/>
-                <w:sz w:val="20"/>
-                <w:szCs w:val="20"/>
-                <w:lang w:val="de-DE"/>
-              </w:rPr>
             </w:pPr>
-            <w:r>
-              <w:rPr>
-                <w:rFonts w:ascii="Consolas" w:hAnsi="Consolas" w:cs="Consolas"/>
-                <w:color w:val="2500A7"/>
-                <w:sz w:val="20"/>
-                <w:szCs w:val="20"/>
-                <w:lang w:val="de-DE"/>
-              </w:rPr>
-              <w:t>:1|WP|21|</w:t>
-            </w:r>
-            <w:r>
-              <w:rPr>
-                <w:rFonts w:ascii="Consolas" w:hAnsi="Consolas" w:cs="Consolas"/>
-                <w:color w:val="2500A7"/>
-                <w:sz w:val="20"/>
-                <w:szCs w:val="20"/>
-                <w:lang w:val="de-DE"/>
-              </w:rPr>
-              <w:t>1</w:t>
-            </w:r>
-            <w:r>
-              <w:rPr>
-                <w:rFonts w:ascii="Consolas" w:hAnsi="Consolas" w:cs="Consolas"/>
-                <w:color w:val="2500A7"/>
-                <w:sz w:val="20"/>
-                <w:szCs w:val="20"/>
-                <w:lang w:val="de-DE"/>
-              </w:rPr>
-              <w:t xml:space="preserve">&lt;CR&gt; </w:t>
-            </w:r>
-            <w:r>
-              <w:rPr>
-                <w:rFonts w:ascii="Consolas" w:hAnsi="Consolas" w:cs="Consolas"/>
-                <w:color w:val="2500A7"/>
-                <w:sz w:val="20"/>
-                <w:szCs w:val="20"/>
-                <w:lang w:val="de-DE"/>
-              </w:rPr>
-              <w:t>START</w:t>
-            </w:r>
-            <w:r>
-              <w:rPr>
-                <w:rFonts w:ascii="Consolas" w:hAnsi="Consolas" w:cs="Consolas"/>
-                <w:color w:val="2500A7"/>
-                <w:sz w:val="20"/>
-                <w:szCs w:val="20"/>
-                <w:lang w:val="de-DE"/>
-              </w:rPr>
-              <w:t xml:space="preserve"> salida de datos continua</w:t>
-            </w:r>
-          </w:p>
-          <w:p>
-            <w:pPr>
-              <w:rPr>
-                <w:lang w:val="de-DE"/>
-              </w:rPr>
-            </w:pPr>
-          </w:p>
+          </w:p>
+          <w:p>
+            <w:r>
+              <w:t>El formato de los datos es el mismo que devuelve el comando R4</w:t>
+            </w:r>
+          </w:p>
+          <w:p>
+            <w:r>
+              <w:t>Por defecto la tarjeta se inicializa con salida de datos en ASCII</w:t>
+            </w:r>
+          </w:p>
+          <w:p>
+            <w:r>
+              <w:t>Este parámetro no se salva en la EEPROM</w:t>
+            </w:r>
+          </w:p>
+          <w:p/>
         </w:tc>
       </w:tr>
       <w:tr>
@@ -2942,7 +2878,7 @@
           </w:tcPr>
           <w:p>
             <w:r>
-              <w:t>22</w:t>
+              <w:t>90</w:t>
             </w:r>
           </w:p>
         </w:tc>
@@ -2955,186 +2891,15 @@
               <w:t>Escribe</w:t>
             </w:r>
             <w:r>
-              <w:t xml:space="preserve"> el </w:t>
-            </w:r>
-            <w:r>
-              <w:t>tipo</w:t>
-            </w:r>
-            <w:r>
-              <w:t xml:space="preserve"> de tipo de salida de datos en modo continuo</w:t>
-            </w:r>
-          </w:p>
-          <w:p>
-            <w:r>
-              <w:t>0 -ASCII, 1 – Binario</w:t>
-            </w:r>
-          </w:p>
-          <w:p>
-            <w:pPr>
-              <w:rPr>
-                <w:rFonts w:ascii="Consolas" w:hAnsi="Consolas" w:cs="Consolas"/>
-                <w:color w:val="2500A7"/>
-                <w:sz w:val="20"/>
-                <w:szCs w:val="20"/>
-                <w:lang w:val="de-DE"/>
-              </w:rPr>
-            </w:pPr>
-            <w:r>
-              <w:rPr>
-                <w:rFonts w:ascii="Consolas" w:hAnsi="Consolas" w:cs="Consolas"/>
-                <w:color w:val="2500A7"/>
-                <w:sz w:val="20"/>
-                <w:szCs w:val="20"/>
-                <w:lang w:val="de-DE"/>
-              </w:rPr>
-              <w:t>Ejemplo de trama:</w:t>
-            </w:r>
-          </w:p>
-          <w:p>
-            <w:pPr>
-              <w:rPr>
-                <w:rFonts w:ascii="Consolas" w:hAnsi="Consolas" w:cs="Consolas"/>
-                <w:color w:val="2500A7"/>
-                <w:sz w:val="20"/>
-                <w:szCs w:val="20"/>
-                <w:lang w:val="de-DE"/>
-              </w:rPr>
-            </w:pPr>
-            <w:r>
-              <w:rPr>
-                <w:rFonts w:ascii="Consolas" w:hAnsi="Consolas" w:cs="Consolas"/>
-                <w:color w:val="2500A7"/>
-                <w:sz w:val="20"/>
-                <w:szCs w:val="20"/>
-                <w:lang w:val="de-DE"/>
-              </w:rPr>
-              <w:t>:1|WP|2</w:t>
-            </w:r>
-            <w:r>
-              <w:rPr>
-                <w:rFonts w:ascii="Consolas" w:hAnsi="Consolas" w:cs="Consolas"/>
-                <w:color w:val="2500A7"/>
-                <w:sz w:val="20"/>
-                <w:szCs w:val="20"/>
-                <w:lang w:val="de-DE"/>
-              </w:rPr>
-              <w:t>2</w:t>
-            </w:r>
-            <w:r>
-              <w:rPr>
-                <w:rFonts w:ascii="Consolas" w:hAnsi="Consolas" w:cs="Consolas"/>
-                <w:color w:val="2500A7"/>
-                <w:sz w:val="20"/>
-                <w:szCs w:val="20"/>
-                <w:lang w:val="de-DE"/>
-              </w:rPr>
-              <w:t xml:space="preserve">|0&lt;CR&gt; </w:t>
-            </w:r>
-            <w:r>
-              <w:rPr>
-                <w:rFonts w:ascii="Consolas" w:hAnsi="Consolas" w:cs="Consolas"/>
-                <w:color w:val="2500A7"/>
-                <w:sz w:val="20"/>
-                <w:szCs w:val="20"/>
-                <w:lang w:val="de-DE"/>
-              </w:rPr>
-              <w:t>S</w:t>
-            </w:r>
-            <w:r>
-              <w:rPr>
-                <w:rFonts w:ascii="Consolas" w:hAnsi="Consolas" w:cs="Consolas"/>
-                <w:color w:val="2500A7"/>
-                <w:sz w:val="20"/>
-                <w:szCs w:val="20"/>
-                <w:lang w:val="de-DE"/>
-              </w:rPr>
-              <w:t>alida de datos</w:t>
-            </w:r>
-            <w:r>
-              <w:rPr>
-                <w:rFonts w:ascii="Consolas" w:hAnsi="Consolas" w:cs="Consolas"/>
-                <w:color w:val="2500A7"/>
-                <w:sz w:val="20"/>
-                <w:szCs w:val="20"/>
-                <w:lang w:val="de-DE"/>
-              </w:rPr>
-              <w:t xml:space="preserve"> en ASII</w:t>
-            </w:r>
-          </w:p>
-          <w:p>
-            <w:pPr>
-              <w:rPr>
-                <w:rFonts w:ascii="Consolas" w:hAnsi="Consolas" w:cs="Consolas"/>
-                <w:color w:val="2500A7"/>
-                <w:sz w:val="20"/>
-                <w:szCs w:val="20"/>
-                <w:lang w:val="de-DE"/>
-              </w:rPr>
-            </w:pPr>
-            <w:r>
-              <w:rPr>
-                <w:rFonts w:ascii="Consolas" w:hAnsi="Consolas" w:cs="Consolas"/>
-                <w:color w:val="2500A7"/>
-                <w:sz w:val="20"/>
-                <w:szCs w:val="20"/>
-                <w:lang w:val="de-DE"/>
-              </w:rPr>
-              <w:t xml:space="preserve">:1|WP|21|1&lt;CR&gt; </w:t>
-            </w:r>
-            <w:r>
-              <w:rPr>
-                <w:rFonts w:ascii="Consolas" w:hAnsi="Consolas" w:cs="Consolas"/>
-                <w:color w:val="2500A7"/>
-                <w:sz w:val="20"/>
-                <w:szCs w:val="20"/>
-                <w:lang w:val="de-DE"/>
-              </w:rPr>
-              <w:t>Salida</w:t>
-            </w:r>
-            <w:r>
-              <w:rPr>
-                <w:rFonts w:ascii="Consolas" w:hAnsi="Consolas" w:cs="Consolas"/>
-                <w:color w:val="2500A7"/>
-                <w:sz w:val="20"/>
-                <w:szCs w:val="20"/>
-                <w:lang w:val="de-DE"/>
-              </w:rPr>
-              <w:t xml:space="preserve"> de datos </w:t>
-            </w:r>
-            <w:r>
-              <w:rPr>
-                <w:rFonts w:ascii="Consolas" w:hAnsi="Consolas" w:cs="Consolas"/>
-                <w:color w:val="2500A7"/>
-                <w:sz w:val="20"/>
-                <w:szCs w:val="20"/>
-                <w:lang w:val="de-DE"/>
-              </w:rPr>
-              <w:t>en binario</w:t>
-            </w:r>
-          </w:p>
-          <w:p>
-            <w:pPr>
-              <w:rPr>
-                <w:lang w:val="de-DE"/>
-              </w:rPr>
-            </w:pPr>
-          </w:p>
-          <w:p>
-            <w:r>
-              <w:t>El formato de los datos es el mismo que devuelve el comando R4</w:t>
-            </w:r>
-          </w:p>
-          <w:p>
-            <w:r>
-              <w:t>Por defecto la tarjeta se inicializa con salida de datos en ASCII</w:t>
-            </w:r>
-          </w:p>
-          <w:p>
-            <w:r>
-              <w:t>Este parámetro no se salva en la EEPROM</w:t>
-            </w:r>
-          </w:p>
-          <w:p/>
+              <w:t xml:space="preserve"> el ID de la </w:t>
+            </w:r>
+            <w:r>
+              <w:t>máquina</w:t>
+            </w:r>
+            <w:r>
+              <w:t>, este dato se carga con el programa de configuración de la placa, limitado a 14 caracteres para el usuario</w:t>
+            </w:r>
+          </w:p>
         </w:tc>
       </w:tr>
       <w:tr>
@@ -3144,7 +2909,7 @@
           </w:tcPr>
           <w:p>
             <w:r>
-              <w:t>90</w:t>
+              <w:t>99</w:t>
             </w:r>
           </w:p>
         </w:tc>
@@ -3154,16 +2919,7 @@
           </w:tcPr>
           <w:p>
             <w:r>
-              <w:t>Escribe</w:t>
-            </w:r>
-            <w:r>
-              <w:t xml:space="preserve"> el ID de la </w:t>
-            </w:r>
-            <w:r>
-              <w:t>máquina</w:t>
-            </w:r>
-            <w:r>
-              <w:t>, este dato se carga con el programa de configuración de la placa, limitado a 14 caracteres para el usuario</w:t>
+              <w:t>Reservado</w:t>
             </w:r>
           </w:p>
         </w:tc>
@@ -3175,7 +2931,7 @@
           </w:tcPr>
           <w:p>
             <w:r>
-              <w:t>99</w:t>
+              <w:t>999</w:t>
             </w:r>
           </w:p>
         </w:tc>
@@ -3184,14 +2940,35 @@
             <w:tcW w:w="6514" w:type="dxa"/>
           </w:tcPr>
           <w:p>
-            <w:r>
-              <w:t>Reservado</w:t>
+            <w:proofErr w:type="spellStart"/>
+            <w:r>
+              <w:t>Reset</w:t>
+            </w:r>
+            <w:proofErr w:type="spellEnd"/>
+            <w:r>
+              <w:t xml:space="preserve"> </w:t>
+            </w:r>
+            <w:proofErr w:type="spellStart"/>
+            <w:r>
+              <w:t>a</w:t>
+            </w:r>
+            <w:proofErr w:type="spellEnd"/>
+            <w:r>
+              <w:t xml:space="preserve"> estado de fábrica</w:t>
             </w:r>
           </w:p>
         </w:tc>
       </w:tr>
     </w:tbl>
-    <w:p/>
+    <w:p>
+      <w:pPr>
+        <w:rPr>
+          <w:u w:val="single"/>
+        </w:rPr>
+      </w:pPr>
+      <w:bookmarkStart w:id="0" w:name="_GoBack"/>
+      <w:bookmarkEnd w:id="0"/>
+    </w:p>
     <w:sectPr>
       <w:pgSz w:w="11906" w:h="16838"/>
       <w:pgMar w:top="1417" w:right="1701" w:bottom="1417" w:left="1701" w:header="708" w:footer="708" w:gutter="0"/>
@@ -3203,7 +2980,7 @@
 </file>
 
 <file path=word/styles.xml><?xml version="1.0" encoding="utf-8"?>
-<w:styles xmlns:mc="http://schemas.openxmlformats.org/markup-compatibility/2006" xmlns:r="http://schemas.openxmlformats.org/officeDocument/2006/relationships" xmlns:w="http://schemas.openxmlformats.org/wordprocessingml/2006/main" xmlns:w14="http://schemas.microsoft.com/office/word/2010/wordml" xmlns:w15="http://schemas.microsoft.com/office/word/2012/wordml" xmlns:w16cex="http://schemas.microsoft.com/office/word/2018/wordml/cex" xmlns:w16cid="http://schemas.microsoft.com/office/word/2016/wordml/cid" xmlns:w16="http://schemas.microsoft.com/office/word/2018/wordml" xmlns:w16se="http://schemas.microsoft.com/office/word/2015/wordml/symex" mc:Ignorable="w14 w15 w16se w16cid w16 w16cex">
+<w:styles xmlns:mc="http://schemas.openxmlformats.org/markup-compatibility/2006" xmlns:r="http://schemas.openxmlformats.org/officeDocument/2006/relationships" xmlns:w="http://schemas.openxmlformats.org/wordprocessingml/2006/main" xmlns:w14="http://schemas.microsoft.com/office/word/2010/wordml" xmlns:w15="http://schemas.microsoft.com/office/word/2012/wordml" xmlns:w16se="http://schemas.microsoft.com/office/word/2015/wordml/symex" mc:Ignorable="w14 w15 w16se">
   <w:docDefaults>
     <w:rPrDefault>
       <w:rPr>
@@ -3219,7 +2996,7 @@
       </w:pPr>
     </w:pPrDefault>
   </w:docDefaults>
-  <w:latentStyles w:defLockedState="0" w:defUIPriority="99" w:defSemiHidden="0" w:defUnhideWhenUsed="0" w:defQFormat="0" w:count="376">
+  <w:latentStyles w:defLockedState="0" w:defUIPriority="99" w:defSemiHidden="0" w:defUnhideWhenUsed="0" w:defQFormat="0" w:count="371">
     <w:lsdException w:name="Normal" w:uiPriority="0" w:qFormat="1"/>
     <w:lsdException w:name="heading 1" w:uiPriority="9" w:qFormat="1"/>
     <w:lsdException w:name="heading 2" w:semiHidden="1" w:uiPriority="9" w:unhideWhenUsed="1" w:qFormat="1"/>
@@ -3591,11 +3368,6 @@
     <w:lsdException w:name="List Table 5 Dark Accent 6" w:uiPriority="50"/>
     <w:lsdException w:name="List Table 6 Colorful Accent 6" w:uiPriority="51"/>
     <w:lsdException w:name="List Table 7 Colorful Accent 6" w:uiPriority="52"/>
-    <w:lsdException w:name="Mention" w:semiHidden="1" w:unhideWhenUsed="1"/>
-    <w:lsdException w:name="Smart Hyperlink" w:semiHidden="1" w:unhideWhenUsed="1"/>
-    <w:lsdException w:name="Hashtag" w:semiHidden="1" w:unhideWhenUsed="1"/>
-    <w:lsdException w:name="Unresolved Mention" w:semiHidden="1" w:unhideWhenUsed="1"/>
-    <w:lsdException w:name="Smart Link" w:semiHidden="1" w:unhideWhenUsed="1"/>
   </w:latentStyles>
   <w:style w:type="paragraph" w:default="1" w:styleId="Normal">
     <w:name w:val="Normal"/>
